--- a/downloads/teacher/05 Materials/Unit 05/Slides/Slides 05.03 - Fibers Natural and Manufactured.docx
+++ b/downloads/teacher/05 Materials/Unit 05/Slides/Slides 05.03 - Fibers Natural and Manufactured.docx
@@ -18,15 +18,6 @@
       </w:pPr>
       <w:r>
         <w:t xml:space="preserve">Slide outline for Lesson 5.3, one day, thirteen slides. Slides 10 and 11 are the burn demonstration and the no-flame version; use whichever one the building allows.</w:t>
-      </w:r>
-      <w:r>
-        <w:t xml:space="preserve"> </w:t>
-      </w:r>
-      <w:r>
-        <w:rPr>
-          <w:rStyle w:val="TeacherNote"/>
-        </w:rPr>
-        <w:t xml:space="preserve">[Sal: get the open-flame answer in writing before you plan on slide 10.]</w:t>
       </w:r>
     </w:p>
     <w:p>
